--- a/samples/数字集成电路设计/课程资料/第1章 CMOS反相器/虚拟实验/实验报告模板/实验1.3 实验报告模板.docx
+++ b/samples/数字集成电路设计/课程资料/第1章 CMOS反相器/虚拟实验/实验报告模板/实验1.3 实验报告模板.docx
@@ -1587,6 +1587,19 @@
     </w:p>
     <w:p>
       <w:pPr>
+        <w:spacing w:after="120"/>
+      </w:pPr>
+      <w:r>
+        <w:rPr>
+          <w:rFonts w:ascii="Times New Roman" w:hAnsi="Times New Roman" w:eastAsia="宋体"/>
+          <w:color w:val="5B6B75"/>
+          <w:sz w:val="19"/>
+        </w:rPr>
+        <w:t>If you used AI, say where and how:</w:t>
+      </w:r>
+    </w:p>
+    <w:p>
+      <w:pPr>
         <w:spacing w:after="0" w:line="456" w:lineRule="auto"/>
         <w:pBdr>
           <w:bottom w:val="single" w:sz="4" w:space="1" w:color="B8C4C8"/>

--- a/samples/数字集成电路设计/课程资料/第1章 CMOS反相器/虚拟实验/实验报告模板/实验1.3 实验报告模板.docx
+++ b/samples/数字集成电路设计/课程资料/第1章 CMOS反相器/虚拟实验/实验报告模板/实验1.3 实验报告模板.docx
@@ -677,7 +677,7 @@
                 <w:rFonts w:ascii="Times New Roman" w:hAnsi="Times New Roman" w:eastAsia="宋体"/>
                 <w:sz w:val="19"/>
               </w:rPr>
-              <w:t>2.25</w:t>
+              <w:t>2.30</w:t>
             </w:r>
           </w:p>
         </w:tc>
@@ -818,7 +818,7 @@
         <w:rPr>
           <w:rFonts w:ascii="Times New Roman" w:hAnsi="Times New Roman" w:eastAsia="宋体"/>
         </w:rPr>
-        <w:t>表 2  扇出与延时（Wp/Wn = 2.25） Table 2  Fan-out vs delay</w:t>
+        <w:t>表 2  扇出与延时（Wp/Wn = 2.30） Table 2  Fan-out vs delay</w:t>
       </w:r>
     </w:p>
     <w:tbl>
@@ -1152,7 +1152,7 @@
         <w:rPr>
           <w:rFonts w:ascii="Times New Roman" w:hAnsi="Times New Roman" w:eastAsia="宋体"/>
         </w:rPr>
-        <w:t>时钟缓冲上升下降不等会让占空比走样。(1) Wp/Wn = 1、FO4 时 tPHL、tPLH 各多少，相差百分之几（参考：29、64 ps，77%）？(2) 怎样取尺寸使两者相等（参考：Wp/Wn ≈ 2.25，约 47 ps）？(3) 普通逻辑路径为什么常取 √r 附近（参考：tp ≈ 45 ps）？</w:t>
+        <w:t>时钟缓冲上升下降不等会让占空比走样。(1) Wp/Wn = 1、FO4 时 tPHL、tPLH 各多少，相差百分之几（参考：28、65 ps，79%）？(2) 怎样取尺寸使两者相等（参考：Wp/Wn ≈ 2.31，约 47 ps）？(3) 普通逻辑路径为什么常取 √r 附近（参考：tp ≈ 45 ps）？</w:t>
       </w:r>
     </w:p>
     <w:p>
@@ -1166,7 +1166,7 @@
           <w:color w:val="5B6B75"/>
           <w:sz w:val="19"/>
         </w:rPr>
-        <w:t>Unequal edges in the clock buffer distort the duty cycle. (1) With Wp/Wn = 1 at FO4, what are tPHL and tPLH and their mismatch (reference: 29 and 64 ps, 77%)? (2) How do you size for equal edges (reference: Wp/Wn ≈ 2.25, about 47 ps)? (3) Why do ordinary logic paths often use about √r (reference: tp ≈ 45 ps)?</w:t>
+        <w:t>Unequal edges in the clock buffer distort the duty cycle. (1) With Wp/Wn = 1 at FO4, what are tPHL and tPLH and their mismatch (reference: 28 and 65 ps, 79%)? (2) How do you size for equal edges (reference: Wp/Wn ≈ 2.31, about 47 ps)? (3) Why do ordinary logic paths often use about √r (reference: tp ≈ 45 ps)?</w:t>
       </w:r>
     </w:p>
     <w:p>

--- a/samples/数字集成电路设计/课程资料/第1章 CMOS反相器/虚拟实验/实验报告模板/实验1.3 实验报告模板.docx
+++ b/samples/数字集成电路设计/课程资料/第1章 CMOS反相器/虚拟实验/实验报告模板/实验1.3 实验报告模板.docx
@@ -677,7 +677,7 @@
                 <w:rFonts w:ascii="Times New Roman" w:hAnsi="Times New Roman" w:eastAsia="宋体"/>
                 <w:sz w:val="19"/>
               </w:rPr>
-              <w:t>2.30</w:t>
+              <w:t>2.45</w:t>
             </w:r>
           </w:p>
         </w:tc>
@@ -818,7 +818,7 @@
         <w:rPr>
           <w:rFonts w:ascii="Times New Roman" w:hAnsi="Times New Roman" w:eastAsia="宋体"/>
         </w:rPr>
-        <w:t>表 2  扇出与延时（Wp/Wn = 2.30） Table 2  Fan-out vs delay</w:t>
+        <w:t>表 2  扇出与延时（Wp/Wn = 2.45） Table 2  Fan-out vs delay</w:t>
       </w:r>
     </w:p>
     <w:tbl>
@@ -1152,7 +1152,7 @@
         <w:rPr>
           <w:rFonts w:ascii="Times New Roman" w:hAnsi="Times New Roman" w:eastAsia="宋体"/>
         </w:rPr>
-        <w:t>时钟缓冲上升下降不等会让占空比走样。(1) Wp/Wn = 1、FO4 时 tPHL、tPLH 各多少，相差百分之几（参考：28、65 ps，79%）？(2) 怎样取尺寸使两者相等（参考：Wp/Wn ≈ 2.31，约 47 ps）？(3) 普通逻辑路径为什么常取 √r 附近（参考：tp ≈ 45 ps）？</w:t>
+        <w:t>时钟缓冲上升下降不等会让占空比走样。(1) Wp/Wn = 1、FO4 时 tPHL、tPLH 各多少，相差百分之几（参考：30、72 ps，83%）？(2) 怎样取尺寸使两者相等（参考：Wp/Wn ≈ 2.43，约 51 ps）？(3) 普通逻辑路径为什么常取 √r 附近（参考：tp ≈ 48 ps）？</w:t>
       </w:r>
     </w:p>
     <w:p>
@@ -1166,7 +1166,7 @@
           <w:color w:val="5B6B75"/>
           <w:sz w:val="19"/>
         </w:rPr>
-        <w:t>Unequal edges in the clock buffer distort the duty cycle. (1) With Wp/Wn = 1 at FO4, what are tPHL and tPLH and their mismatch (reference: 28 and 65 ps, 79%)? (2) How do you size for equal edges (reference: Wp/Wn ≈ 2.31, about 47 ps)? (3) Why do ordinary logic paths often use about √r (reference: tp ≈ 45 ps)?</w:t>
+        <w:t>Unequal edges in the clock buffer distort the duty cycle. (1) With Wp/Wn = 1 at FO4, what are tPHL and tPLH and their mismatch (reference: 30 and 72 ps, 83%)? (2) How do you size for equal edges (reference: Wp/Wn ≈ 2.43, about 51 ps)? (3) Why do ordinary logic paths often use about √r (reference: tp ≈ 48 ps)?</w:t>
       </w:r>
     </w:p>
     <w:p>
